--- a/uploads/Proposta/Proposta_CONVENÇÃO IPIRANGA_.docx
+++ b/uploads/Proposta/Proposta_CONVENÇÃO IPIRANGA_.docx
@@ -123,7 +123,7 @@
                 <w:szCs w:val="24"/>
                 <w:u w:val="single"/>
               </w:rPr>
-              <w:t xml:space="preserve">AMPLIFICA LIVE COMUNICAÇÕES E EVENTOS LTDA</w:t>
+              <w:t xml:space="preserve">ATMO COMUNICAÇÃO DIGITAL LTDA.</w:t>
             </w:r>
           </w:p>
         </w:tc>
@@ -186,7 +186,7 @@
                 <w:szCs w:val="24"/>
                 <w:u w:val="single"/>
               </w:rPr>
-              <w:t xml:space="preserve">11995713203 </w:t>
+              <w:t xml:space="preserve"> </w:t>
             </w:r>
             <w:r>
               <w:rPr>
@@ -216,7 +216,7 @@
                 <w:szCs w:val="24"/>
                 <w:u w:val="single"/>
               </w:rPr>
-              <w:t xml:space="preserve">paulo@amplificalive.com.br</w:t>
+              <w:t xml:space="preserve"/>
             </w:r>
           </w:p>
         </w:tc>
@@ -333,7 +333,7 @@
                 <w:szCs w:val="24"/>
                 <w:u w:val="single"/>
               </w:rPr>
-              <w:t xml:space="preserve">HALL  A, HALL  B, HALL  C, HALL  G</w:t>
+              <w:t xml:space="preserve">HALL  B</w:t>
             </w:r>
           </w:p>
         </w:tc>
@@ -389,7 +389,7 @@
                 <w:szCs w:val="24"/>
                 <w:u w:val="single"/>
               </w:rPr>
-              <w:t xml:space="preserve">02/03/2026 ATÉ: 03/03/2026</w:t>
+              <w:t xml:space="preserve">21/02/2027 ATÉ: 22/02/2027</w:t>
             </w:r>
           </w:p>
         </w:tc>
@@ -445,7 +445,7 @@
                 <w:szCs w:val="24"/>
                 <w:u w:val="single"/>
               </w:rPr>
-              <w:t xml:space="preserve">04/03/2026 ATÉ: 05/03/2026</w:t>
+              <w:t xml:space="preserve">23/02/2027 ATÉ: 01/03/2027</w:t>
             </w:r>
           </w:p>
         </w:tc>
@@ -501,7 +501,7 @@
                 <w:szCs w:val="24"/>
                 <w:u w:val="single"/>
               </w:rPr>
-              <w:t xml:space="preserve">06/03/2026 ATÉ: 06/03/2026</w:t>
+              <w:t xml:space="preserve">02/03/2027 ATÉ: 04/03/2027</w:t>
             </w:r>
           </w:p>
         </w:tc>
@@ -564,7 +564,7 @@
                 <w:szCs w:val="24"/>
                 <w:u w:val="single"/>
               </w:rPr>
-              <w:t xml:space="preserve">07/03/2026 ATÉ: 07/03/2026</w:t>
+              <w:t xml:space="preserve">05/03/2027 ATÉ: 06/03/2027</w:t>
             </w:r>
           </w:p>
         </w:tc>
@@ -944,7 +944,7 @@
           <w:sz w:val="24"/>
           <w:szCs w:val="24"/>
         </w:rPr>
-        <w:t xml:space="preserve">• 1 Coordenador Operacional 1, (GERENTE), 1 Diária(s), de: 04/03/2026 até: 04/03/2026</w:t>
+        <w:t xml:space="preserve">• 4 Coordenador Operacional 2, (COORD MARCAÇÃO), 1 Diária(s), de: 22/02/2027 até: 22/02/2027</w:t>
       </w:r>
     </w:p>
     <w:p>
@@ -964,7 +964,7 @@
           <w:sz w:val="24"/>
           <w:szCs w:val="24"/>
         </w:rPr>
-        <w:t xml:space="preserve">• 1 Coordenador Operacional 1, (GERENTE), 1 Diária(s), de: 03/03/2026 até: 03/03/2026</w:t>
+        <w:t xml:space="preserve">• 2 Fiscal De LogíStica, (DOCAS), 14 Diária(s), de: 21/02/2027 até: 06/03/2027</w:t>
       </w:r>
     </w:p>
     <w:p>
@@ -984,7 +984,7 @@
           <w:sz w:val="24"/>
           <w:szCs w:val="24"/>
         </w:rPr>
-        <w:t xml:space="preserve">• 6 Coordenador Operacional 1, 1 Diária(s), de: 04/03/2026 até: 04/03/2026</w:t>
+        <w:t xml:space="preserve">• 1 Coordenador De ServiçOs, (GERENTE), 14 Diária(s), de: 21/02/2027 até: 06/03/2027</w:t>
       </w:r>
     </w:p>
     <w:p>
@@ -1004,7 +1004,7 @@
           <w:sz w:val="24"/>
           <w:szCs w:val="24"/>
         </w:rPr>
-        <w:t xml:space="preserve">• 4 Coordenador Operacional 2, 1 Diária(s), de: 03/03/2026 até: 03/03/2026</w:t>
+        <w:t xml:space="preserve">• 1 Coordenador Operacional 1, (GERENTE), 14 Diária(s), de: 21/02/2027 até: 06/03/2027</w:t>
       </w:r>
     </w:p>
     <w:p>
@@ -1024,7 +1024,7 @@
           <w:sz w:val="24"/>
           <w:szCs w:val="24"/>
         </w:rPr>
-        <w:t xml:space="preserve">• 8 Fiscal De MarcaçãO, 1 Diária(s), de: 04/03/2026 até: 04/03/2026</w:t>
+        <w:t xml:space="preserve">• 1 Coordenador Operacional 1, (GERENTE MARCAÇÃO), 1 Diária(s), de: 22/02/2027 até: 22/02/2027</w:t>
       </w:r>
     </w:p>
     <w:p>
@@ -1044,7 +1044,47 @@
           <w:sz w:val="24"/>
           <w:szCs w:val="24"/>
         </w:rPr>
-        <w:t xml:space="preserve">• 4 Fiscal De MarcaçãO, 1 Diária(s), de: 03/03/2026 até: 03/03/2026</w:t>
+        <w:t xml:space="preserve">• 12 Fiscal De MarcaçãO, 1 Diária(s), de: 22/02/2027 até: 22/02/2027</w:t>
+      </w:r>
+    </w:p>
+    <w:p>
+      <w:pPr>
+        <w:pStyle w:val="PargrafodaLista"/>
+        <w:spacing w:line="285" w:lineRule="atLeast"/>
+        <w:ind w:left="0"/>
+        <w:rPr>
+          <w:rFonts w:ascii="Abel" w:hAnsi="Abel"/>
+          <w:sz w:val="24"/>
+          <w:szCs w:val="24"/>
+        </w:rPr>
+      </w:pPr>
+      <w:r>
+        <w:rPr>
+          <w:rFonts w:ascii="Abel" w:hAnsi="Abel"/>
+          <w:sz w:val="24"/>
+          <w:szCs w:val="24"/>
+        </w:rPr>
+        <w:t xml:space="preserve">• 4 Fiscal Diurno, 14 Diária(s), de: 21/02/2027 até: 06/03/2027</w:t>
+      </w:r>
+    </w:p>
+    <w:p>
+      <w:pPr>
+        <w:pStyle w:val="PargrafodaLista"/>
+        <w:spacing w:line="285" w:lineRule="atLeast"/>
+        <w:ind w:left="0"/>
+        <w:rPr>
+          <w:rFonts w:ascii="Abel" w:hAnsi="Abel"/>
+          <w:sz w:val="24"/>
+          <w:szCs w:val="24"/>
+        </w:rPr>
+      </w:pPr>
+      <w:r>
+        <w:rPr>
+          <w:rFonts w:ascii="Abel" w:hAnsi="Abel"/>
+          <w:sz w:val="24"/>
+          <w:szCs w:val="24"/>
+        </w:rPr>
+        <w:t xml:space="preserve">• 2 Fiscal Noturno, 13 Diária(s), de: 21/02/2027 até: 05/03/2027</w:t>
       </w:r>
     </w:p>
     <w:p>
@@ -1301,7 +1341,7 @@
           <w:sz w:val="24"/>
           <w:szCs w:val="24"/>
         </w:rPr>
-        <w:t xml:space="preserve">2026</w:t>
+        <w:t xml:space="preserve">2027</w:t>
       </w:r>
       <w:r>
         <w:rPr>
@@ -1319,7 +1359,7 @@
           <w:sz w:val="24"/>
           <w:szCs w:val="24"/>
         </w:rPr>
-        <w:t xml:space="preserve">R$ 15.876,00</w:t>
+        <w:t xml:space="preserve">R$ 128.853,37</w:t>
       </w:r>
       <w:r>
         <w:rPr>
@@ -1498,7 +1538,7 @@
           <w:i/>
           <w:iCs/>
         </w:rPr>
-        <w:t xml:space="preserve">12/02/2026</w:t>
+        <w:t xml:space="preserve">08/04/2026</w:t>
       </w:r>
     </w:p>
     <w:p>
